--- a/docs/Erisk_Lebenslauf.docx
+++ b/docs/Erisk_Lebenslauf.docx
@@ -457,7 +457,23 @@
           <w:sz w:val="22"/>
           <w:szCs w:val="22"/>
         </w:rPr>
-        <w:t>ab April 2026,</w:t>
+        <w:t xml:space="preserve">ab </w:t>
+      </w:r>
+      <w:r>
+        <w:rPr>
+          <w:rFonts w:ascii="Segoe UI" w:hAnsi="Segoe UI" w:cs="Segoe UI"/>
+          <w:sz w:val="22"/>
+          <w:szCs w:val="22"/>
+        </w:rPr>
+        <w:t>sofort</w:t>
+      </w:r>
+      <w:r>
+        <w:rPr>
+          <w:rFonts w:ascii="Segoe UI" w:hAnsi="Segoe UI" w:cs="Segoe UI"/>
+          <w:sz w:val="22"/>
+          <w:szCs w:val="22"/>
+        </w:rPr>
+        <w:t>,</w:t>
       </w:r>
       <w:r>
         <w:rPr>
@@ -1492,18 +1508,27 @@
           <w:bCs/>
           <w:sz w:val="22"/>
           <w:szCs w:val="22"/>
+          <w:lang w:eastAsia="de-DE"/>
+        </w:rPr>
+        <w:t>Church-Connect</w:t>
+      </w:r>
+      <w:r>
+        <w:rPr>
+          <w:rFonts w:ascii="Segoe UI" w:hAnsi="Segoe UI" w:cs="Segoe UI"/>
+          <w:sz w:val="22"/>
+          <w:szCs w:val="22"/>
+          <w:lang w:eastAsia="de-DE"/>
+        </w:rPr>
+        <w:t xml:space="preserve"> – Community-Plattform mit React/Vite und Express, Google OAuth, Benutzerrollen, MongoDB. </w:t>
+      </w:r>
+      <w:r>
+        <w:rPr>
+          <w:rFonts w:ascii="Segoe UI" w:hAnsi="Segoe UI" w:cs="Segoe UI"/>
+          <w:sz w:val="22"/>
+          <w:szCs w:val="22"/>
           <w:lang w:val="de-CH" w:eastAsia="de-DE"/>
         </w:rPr>
-        <w:t>Church-Connect</w:t>
-      </w:r>
-      <w:r>
-        <w:rPr>
-          <w:rFonts w:ascii="Segoe UI" w:hAnsi="Segoe UI" w:cs="Segoe UI"/>
-          <w:sz w:val="22"/>
-          <w:szCs w:val="22"/>
-          <w:lang w:val="de-CH" w:eastAsia="de-DE"/>
-        </w:rPr>
-        <w:t xml:space="preserve"> – Community-Plattform mit React/Vite und Express, Google OAuth, Benutzerrollen, MongoDB. Live deployt.</w:t>
+        <w:t>Live deployt.</w:t>
       </w:r>
     </w:p>
     <w:p>

--- a/docs/Erisk_Lebenslauf.docx
+++ b/docs/Erisk_Lebenslauf.docx
@@ -449,7 +449,43 @@
           <w:sz w:val="22"/>
           <w:szCs w:val="22"/>
         </w:rPr>
-        <w:t xml:space="preserve">Angehender Informatiker EFZ (Applikationsentwicklung, Abschluss 2027) mit solidem Backend-Fokus auf Java / Spring Boot und praktischer Erfahrung in der Fullstack-Entwicklung mit React und TypeScript. Entwickle eigenständig produktionsnahe Applikationen mit Controller-Service-Repository-Architektur, REST-APIs, JWT-Authentifizierung und Docker. Suche einen einjährigen Praktikumsplatz </w:t>
+        <w:t xml:space="preserve">Angehender Informatiker EFZ (Applikationsentwicklung, Abschluss 2027) mit solidem Backend-Fokus auf Java / Spring Boot und praktischer Erfahrung in der </w:t>
+      </w:r>
+      <w:proofErr w:type="spellStart"/>
+      <w:r>
+        <w:rPr>
+          <w:rFonts w:ascii="Segoe UI" w:hAnsi="Segoe UI" w:cs="Segoe UI"/>
+          <w:sz w:val="22"/>
+          <w:szCs w:val="22"/>
+        </w:rPr>
+        <w:t>Fullstack</w:t>
+      </w:r>
+      <w:proofErr w:type="spellEnd"/>
+      <w:r>
+        <w:rPr>
+          <w:rFonts w:ascii="Segoe UI" w:hAnsi="Segoe UI" w:cs="Segoe UI"/>
+          <w:sz w:val="22"/>
+          <w:szCs w:val="22"/>
+        </w:rPr>
+        <w:t xml:space="preserve">-Entwicklung mit React und </w:t>
+      </w:r>
+      <w:proofErr w:type="spellStart"/>
+      <w:r>
+        <w:rPr>
+          <w:rFonts w:ascii="Segoe UI" w:hAnsi="Segoe UI" w:cs="Segoe UI"/>
+          <w:sz w:val="22"/>
+          <w:szCs w:val="22"/>
+        </w:rPr>
+        <w:t>TypeScript</w:t>
+      </w:r>
+      <w:proofErr w:type="spellEnd"/>
+      <w:r>
+        <w:rPr>
+          <w:rFonts w:ascii="Segoe UI" w:hAnsi="Segoe UI" w:cs="Segoe UI"/>
+          <w:sz w:val="22"/>
+          <w:szCs w:val="22"/>
+        </w:rPr>
+        <w:t xml:space="preserve">. Entwickle eigenständig produktionsnahe Applikationen mit Controller-Service-Repository-Architektur, REST-APIs, JWT-Authentifizierung und Docker. Suche einen einjährigen Praktikumsplatz </w:t>
       </w:r>
       <w:r>
         <w:rPr>
@@ -718,7 +754,25 @@
           <w:szCs w:val="22"/>
         </w:rPr>
         <w:tab/>
-        <w:t>Peter Muggler, Loostrasse 3 Rüschlikon</w:t>
+        <w:t xml:space="preserve">Peter Muggler, </w:t>
+      </w:r>
+      <w:proofErr w:type="spellStart"/>
+      <w:r>
+        <w:rPr>
+          <w:rFonts w:ascii="Segoe UI" w:hAnsi="Segoe UI" w:cs="Segoe UI"/>
+          <w:sz w:val="22"/>
+          <w:szCs w:val="22"/>
+        </w:rPr>
+        <w:t>Loostrasse</w:t>
+      </w:r>
+      <w:proofErr w:type="spellEnd"/>
+      <w:r>
+        <w:rPr>
+          <w:rFonts w:ascii="Segoe UI" w:hAnsi="Segoe UI" w:cs="Segoe UI"/>
+          <w:sz w:val="22"/>
+          <w:szCs w:val="22"/>
+        </w:rPr>
+        <w:t xml:space="preserve"> 3 Rüschlikon</w:t>
       </w:r>
     </w:p>
     <w:p>
@@ -789,7 +843,25 @@
           <w:szCs w:val="22"/>
         </w:rPr>
         <w:tab/>
-        <w:t>Cédric A. George, Toblerstrasse 51, Zürich</w:t>
+        <w:t xml:space="preserve">Cédric A. George, </w:t>
+      </w:r>
+      <w:proofErr w:type="spellStart"/>
+      <w:r>
+        <w:rPr>
+          <w:rFonts w:ascii="Segoe UI" w:hAnsi="Segoe UI" w:cs="Segoe UI"/>
+          <w:sz w:val="22"/>
+          <w:szCs w:val="22"/>
+        </w:rPr>
+        <w:t>Toblerstrasse</w:t>
+      </w:r>
+      <w:proofErr w:type="spellEnd"/>
+      <w:r>
+        <w:rPr>
+          <w:rFonts w:ascii="Segoe UI" w:hAnsi="Segoe UI" w:cs="Segoe UI"/>
+          <w:sz w:val="22"/>
+          <w:szCs w:val="22"/>
+        </w:rPr>
+        <w:t xml:space="preserve"> 51, Zürich</w:t>
       </w:r>
     </w:p>
     <w:p>
@@ -1032,7 +1104,27 @@
           <w:szCs w:val="22"/>
           <w:lang w:val="de-CH"/>
         </w:rPr>
-        <w:t>Anwendung agiler Methoden (z. B. Scrum)</w:t>
+        <w:t xml:space="preserve">Anwendung agiler Methoden (z. B. </w:t>
+      </w:r>
+      <w:proofErr w:type="spellStart"/>
+      <w:r>
+        <w:rPr>
+          <w:rFonts w:ascii="Segoe UI" w:hAnsi="Segoe UI" w:cs="Segoe UI"/>
+          <w:sz w:val="22"/>
+          <w:szCs w:val="22"/>
+          <w:lang w:val="de-CH"/>
+        </w:rPr>
+        <w:t>Scrum</w:t>
+      </w:r>
+      <w:proofErr w:type="spellEnd"/>
+      <w:r>
+        <w:rPr>
+          <w:rFonts w:ascii="Segoe UI" w:hAnsi="Segoe UI" w:cs="Segoe UI"/>
+          <w:sz w:val="22"/>
+          <w:szCs w:val="22"/>
+          <w:lang w:val="de-CH"/>
+        </w:rPr>
+        <w:t>)</w:t>
       </w:r>
     </w:p>
     <w:p>
@@ -1394,7 +1486,7 @@
           <w:sz w:val="22"/>
           <w:szCs w:val="22"/>
         </w:rPr>
-        <w:t>Schweizerdeutsch</w:t>
+        <w:t>English</w:t>
       </w:r>
       <w:r>
         <w:rPr>
@@ -1403,7 +1495,23 @@
           <w:szCs w:val="22"/>
         </w:rPr>
         <w:tab/>
-        <w:t>fliessend</w:t>
+      </w:r>
+      <w:r>
+        <w:rPr>
+          <w:rFonts w:ascii="Segoe UI" w:hAnsi="Segoe UI" w:cs="Segoe UI"/>
+          <w:sz w:val="22"/>
+          <w:szCs w:val="22"/>
+        </w:rPr>
+        <w:tab/>
+      </w:r>
+      <w:r>
+        <w:rPr>
+          <w:rFonts w:ascii="Segoe UI" w:hAnsi="Segoe UI" w:cs="Segoe UI"/>
+          <w:sz w:val="22"/>
+          <w:szCs w:val="22"/>
+        </w:rPr>
+        <w:tab/>
+        <w:t xml:space="preserve">Grundkenntnisse </w:t>
       </w:r>
     </w:p>
     <w:p>
@@ -1466,6 +1574,7 @@
           <w:lang w:val="de-CH" w:eastAsia="de-DE"/>
         </w:rPr>
       </w:pPr>
+      <w:proofErr w:type="spellStart"/>
       <w:r>
         <w:rPr>
           <w:rFonts w:ascii="Segoe UI" w:hAnsi="Segoe UI" w:cs="Segoe UI"/>
@@ -1475,7 +1584,19 @@
           <w:szCs w:val="22"/>
           <w:lang w:val="de-CH" w:eastAsia="de-DE"/>
         </w:rPr>
-        <w:t xml:space="preserve">CompanyCentral </w:t>
+        <w:t>CompanyCentral</w:t>
+      </w:r>
+      <w:proofErr w:type="spellEnd"/>
+      <w:r>
+        <w:rPr>
+          <w:rFonts w:ascii="Segoe UI" w:hAnsi="Segoe UI" w:cs="Segoe UI"/>
+          <w:b/>
+          <w:bCs/>
+          <w:sz w:val="22"/>
+          <w:szCs w:val="22"/>
+          <w:lang w:val="de-CH" w:eastAsia="de-DE"/>
+        </w:rPr>
+        <w:t xml:space="preserve"> </w:t>
       </w:r>
       <w:r>
         <w:rPr>
@@ -1519,7 +1640,67 @@
           <w:szCs w:val="22"/>
           <w:lang w:eastAsia="de-DE"/>
         </w:rPr>
-        <w:t xml:space="preserve"> – Community-Plattform mit React/Vite und Express, Google OAuth, Benutzerrollen, MongoDB. </w:t>
+        <w:t xml:space="preserve"> – Community-</w:t>
+      </w:r>
+      <w:proofErr w:type="spellStart"/>
+      <w:r>
+        <w:rPr>
+          <w:rFonts w:ascii="Segoe UI" w:hAnsi="Segoe UI" w:cs="Segoe UI"/>
+          <w:sz w:val="22"/>
+          <w:szCs w:val="22"/>
+          <w:lang w:eastAsia="de-DE"/>
+        </w:rPr>
+        <w:t>Plattform</w:t>
+      </w:r>
+      <w:proofErr w:type="spellEnd"/>
+      <w:r>
+        <w:rPr>
+          <w:rFonts w:ascii="Segoe UI" w:hAnsi="Segoe UI" w:cs="Segoe UI"/>
+          <w:sz w:val="22"/>
+          <w:szCs w:val="22"/>
+          <w:lang w:eastAsia="de-DE"/>
+        </w:rPr>
+        <w:t xml:space="preserve"> </w:t>
+      </w:r>
+      <w:proofErr w:type="spellStart"/>
+      <w:r>
+        <w:rPr>
+          <w:rFonts w:ascii="Segoe UI" w:hAnsi="Segoe UI" w:cs="Segoe UI"/>
+          <w:sz w:val="22"/>
+          <w:szCs w:val="22"/>
+          <w:lang w:eastAsia="de-DE"/>
+        </w:rPr>
+        <w:t>mit</w:t>
+      </w:r>
+      <w:proofErr w:type="spellEnd"/>
+      <w:r>
+        <w:rPr>
+          <w:rFonts w:ascii="Segoe UI" w:hAnsi="Segoe UI" w:cs="Segoe UI"/>
+          <w:sz w:val="22"/>
+          <w:szCs w:val="22"/>
+          <w:lang w:eastAsia="de-DE"/>
+        </w:rPr>
+        <w:t xml:space="preserve"> React/Vite und Express, Google OAuth, </w:t>
+      </w:r>
+      <w:proofErr w:type="spellStart"/>
+      <w:r>
+        <w:rPr>
+          <w:rFonts w:ascii="Segoe UI" w:hAnsi="Segoe UI" w:cs="Segoe UI"/>
+          <w:sz w:val="22"/>
+          <w:szCs w:val="22"/>
+          <w:lang w:eastAsia="de-DE"/>
+        </w:rPr>
+        <w:t>Benutzerrollen</w:t>
+      </w:r>
+      <w:proofErr w:type="spellEnd"/>
+      <w:r>
+        <w:rPr>
+          <w:rFonts w:ascii="Segoe UI" w:hAnsi="Segoe UI" w:cs="Segoe UI"/>
+          <w:sz w:val="22"/>
+          <w:szCs w:val="22"/>
+          <w:lang w:eastAsia="de-DE"/>
+        </w:rPr>
+        <w:t xml:space="preserve">, MongoDB. </w:t>
       </w:r>
       <w:r>
         <w:rPr>
@@ -1580,7 +1761,27 @@
           <w:szCs w:val="22"/>
           <w:lang w:eastAsia="de-DE"/>
         </w:rPr>
-        <w:t>REST API mit Spring Boot, klare 3-Schichten-Architektur (Controller-Service-Repository), PostgreSQL, Docker Compose, Validierung, sauberes Error-Handling.</w:t>
+        <w:t xml:space="preserve">REST API mit Spring Boot, klare 3-Schichten-Architektur (Controller-Service-Repository), PostgreSQL, Docker </w:t>
+      </w:r>
+      <w:proofErr w:type="spellStart"/>
+      <w:r>
+        <w:rPr>
+          <w:rFonts w:ascii="Segoe UI" w:hAnsi="Segoe UI" w:cs="Segoe UI"/>
+          <w:sz w:val="22"/>
+          <w:szCs w:val="22"/>
+          <w:lang w:eastAsia="de-DE"/>
+        </w:rPr>
+        <w:t>Compose</w:t>
+      </w:r>
+      <w:proofErr w:type="spellEnd"/>
+      <w:r>
+        <w:rPr>
+          <w:rFonts w:ascii="Segoe UI" w:hAnsi="Segoe UI" w:cs="Segoe UI"/>
+          <w:sz w:val="22"/>
+          <w:szCs w:val="22"/>
+          <w:lang w:eastAsia="de-DE"/>
+        </w:rPr>
+        <w:t>, Validierung, sauberes Error-Handling.</w:t>
       </w:r>
       <w:r>
         <w:rPr>
@@ -1613,6 +1814,7 @@
           <w:lang w:val="en-US" w:eastAsia="de-DE"/>
         </w:rPr>
       </w:pPr>
+      <w:proofErr w:type="spellStart"/>
       <w:r>
         <w:rPr>
           <w:rStyle w:val="Fett"/>
@@ -1620,6 +1822,7 @@
         </w:rPr>
         <w:t>GeoNote</w:t>
       </w:r>
+      <w:proofErr w:type="spellEnd"/>
       <w:r>
         <w:rPr>
           <w:lang w:val="en-US"/>
@@ -1633,7 +1836,47 @@
           <w:szCs w:val="22"/>
           <w:lang w:val="en-US" w:eastAsia="de-DE"/>
         </w:rPr>
-        <w:t>Mobile App mit React Native (Expo), Firebase Authentication, Firestore, GPS-Integration und Google Maps API.</w:t>
+        <w:t xml:space="preserve">Mobile App </w:t>
+      </w:r>
+      <w:proofErr w:type="spellStart"/>
+      <w:r>
+        <w:rPr>
+          <w:rFonts w:ascii="Segoe UI" w:hAnsi="Segoe UI" w:cs="Segoe UI"/>
+          <w:sz w:val="22"/>
+          <w:szCs w:val="22"/>
+          <w:lang w:val="en-US" w:eastAsia="de-DE"/>
+        </w:rPr>
+        <w:t>mit</w:t>
+      </w:r>
+      <w:proofErr w:type="spellEnd"/>
+      <w:r>
+        <w:rPr>
+          <w:rFonts w:ascii="Segoe UI" w:hAnsi="Segoe UI" w:cs="Segoe UI"/>
+          <w:sz w:val="22"/>
+          <w:szCs w:val="22"/>
+          <w:lang w:val="en-US" w:eastAsia="de-DE"/>
+        </w:rPr>
+        <w:t xml:space="preserve"> React Native (Expo), Firebase Authentication, </w:t>
+      </w:r>
+      <w:proofErr w:type="spellStart"/>
+      <w:r>
+        <w:rPr>
+          <w:rFonts w:ascii="Segoe UI" w:hAnsi="Segoe UI" w:cs="Segoe UI"/>
+          <w:sz w:val="22"/>
+          <w:szCs w:val="22"/>
+          <w:lang w:val="en-US" w:eastAsia="de-DE"/>
+        </w:rPr>
+        <w:t>Firestore</w:t>
+      </w:r>
+      <w:proofErr w:type="spellEnd"/>
+      <w:r>
+        <w:rPr>
+          <w:rFonts w:ascii="Segoe UI" w:hAnsi="Segoe UI" w:cs="Segoe UI"/>
+          <w:sz w:val="22"/>
+          <w:szCs w:val="22"/>
+          <w:lang w:val="en-US" w:eastAsia="de-DE"/>
+        </w:rPr>
+        <w:t>, GPS-Integration und Google Maps API.</w:t>
       </w:r>
     </w:p>
     <w:p>
@@ -1644,11 +1887,19 @@
           <w:numId w:val="42"/>
         </w:numPr>
       </w:pPr>
+      <w:proofErr w:type="spellStart"/>
       <w:r>
         <w:rPr>
           <w:rStyle w:val="Fett"/>
         </w:rPr>
-        <w:t>WebSocket Chat App</w:t>
+        <w:t>WebSocket</w:t>
+      </w:r>
+      <w:proofErr w:type="spellEnd"/>
+      <w:r>
+        <w:rPr>
+          <w:rStyle w:val="Fett"/>
+        </w:rPr>
+        <w:t xml:space="preserve"> Chat App</w:t>
       </w:r>
       <w:r>
         <w:t xml:space="preserve"> – </w:t>
@@ -1660,7 +1911,27 @@
           <w:szCs w:val="22"/>
           <w:lang w:eastAsia="de-DE"/>
         </w:rPr>
-        <w:t>Echtzeit-Kommunikation mit Spring Boot WebSocket, JWT-Authentifizierung, Multi-Client-Support, sichere Session-Verwaltung.</w:t>
+        <w:t xml:space="preserve">Echtzeit-Kommunikation mit Spring Boot </w:t>
+      </w:r>
+      <w:proofErr w:type="spellStart"/>
+      <w:r>
+        <w:rPr>
+          <w:rFonts w:ascii="Segoe UI" w:hAnsi="Segoe UI" w:cs="Segoe UI"/>
+          <w:sz w:val="22"/>
+          <w:szCs w:val="22"/>
+          <w:lang w:eastAsia="de-DE"/>
+        </w:rPr>
+        <w:t>WebSocket</w:t>
+      </w:r>
+      <w:proofErr w:type="spellEnd"/>
+      <w:r>
+        <w:rPr>
+          <w:rFonts w:ascii="Segoe UI" w:hAnsi="Segoe UI" w:cs="Segoe UI"/>
+          <w:sz w:val="22"/>
+          <w:szCs w:val="22"/>
+          <w:lang w:eastAsia="de-DE"/>
+        </w:rPr>
+        <w:t>, JWT-Authentifizierung, Multi-Client-Support, sichere Session-Verwaltung.</w:t>
       </w:r>
     </w:p>
     <w:p>
@@ -1697,6 +1968,7 @@
         </w:rPr>
         <w:t xml:space="preserve"> – </w:t>
       </w:r>
+      <w:proofErr w:type="spellStart"/>
       <w:r>
         <w:rPr>
           <w:rFonts w:ascii="Segoe UI" w:hAnsi="Segoe UI" w:cs="Segoe UI"/>
@@ -1704,7 +1976,17 @@
           <w:szCs w:val="22"/>
           <w:lang w:val="de-CH" w:eastAsia="de-DE"/>
         </w:rPr>
-        <w:t>Fullstack-Webanwendung mit React (Frontend) und Spring Boot REST API (Backend), strukturierte API-Integration, State-Management, MySQL.</w:t>
+        <w:t>Fullstack</w:t>
+      </w:r>
+      <w:proofErr w:type="spellEnd"/>
+      <w:r>
+        <w:rPr>
+          <w:rFonts w:ascii="Segoe UI" w:hAnsi="Segoe UI" w:cs="Segoe UI"/>
+          <w:sz w:val="22"/>
+          <w:szCs w:val="22"/>
+          <w:lang w:val="de-CH" w:eastAsia="de-DE"/>
+        </w:rPr>
+        <w:t>-Webanwendung mit React (Frontend) und Spring Boot REST API (Backend), strukturierte API-Integration, State-Management, MySQL.</w:t>
       </w:r>
     </w:p>
     <w:p>
@@ -1748,8 +2030,9 @@
           <w:szCs w:val="22"/>
           <w:lang w:val="de-CH" w:eastAsia="de-DE"/>
         </w:rPr>
-        <w:t>Responsive Website mit HTML, CSS (Flexbox/Grid) und JavaScript, Deployment und Hosting unter eigener Domain.</w:t>
-      </w:r>
+        <w:t>Responsive Website mit HTML, CSS (</w:t>
+      </w:r>
+      <w:proofErr w:type="spellStart"/>
       <w:r>
         <w:rPr>
           <w:rFonts w:ascii="Segoe UI" w:hAnsi="Segoe UI" w:cs="Segoe UI"/>
@@ -1757,8 +2040,68 @@
           <w:szCs w:val="22"/>
           <w:lang w:val="de-CH" w:eastAsia="de-DE"/>
         </w:rPr>
+        <w:t>Flexbox</w:t>
+      </w:r>
+      <w:proofErr w:type="spellEnd"/>
+      <w:r>
+        <w:rPr>
+          <w:rFonts w:ascii="Segoe UI" w:hAnsi="Segoe UI" w:cs="Segoe UI"/>
+          <w:sz w:val="22"/>
+          <w:szCs w:val="22"/>
+          <w:lang w:val="de-CH" w:eastAsia="de-DE"/>
+        </w:rPr>
+        <w:t>/</w:t>
+      </w:r>
+      <w:proofErr w:type="spellStart"/>
+      <w:r>
+        <w:rPr>
+          <w:rFonts w:ascii="Segoe UI" w:hAnsi="Segoe UI" w:cs="Segoe UI"/>
+          <w:sz w:val="22"/>
+          <w:szCs w:val="22"/>
+          <w:lang w:val="de-CH" w:eastAsia="de-DE"/>
+        </w:rPr>
+        <w:t>Grid</w:t>
+      </w:r>
+      <w:proofErr w:type="spellEnd"/>
+      <w:r>
+        <w:rPr>
+          <w:rFonts w:ascii="Segoe UI" w:hAnsi="Segoe UI" w:cs="Segoe UI"/>
+          <w:sz w:val="22"/>
+          <w:szCs w:val="22"/>
+          <w:lang w:val="de-CH" w:eastAsia="de-DE"/>
+        </w:rPr>
+        <w:t xml:space="preserve">) und JavaScript, </w:t>
+      </w:r>
+      <w:proofErr w:type="spellStart"/>
+      <w:r>
+        <w:rPr>
+          <w:rFonts w:ascii="Segoe UI" w:hAnsi="Segoe UI" w:cs="Segoe UI"/>
+          <w:sz w:val="22"/>
+          <w:szCs w:val="22"/>
+          <w:lang w:val="de-CH" w:eastAsia="de-DE"/>
+        </w:rPr>
+        <w:t>Deployment</w:t>
+      </w:r>
+      <w:proofErr w:type="spellEnd"/>
+      <w:r>
+        <w:rPr>
+          <w:rFonts w:ascii="Segoe UI" w:hAnsi="Segoe UI" w:cs="Segoe UI"/>
+          <w:sz w:val="22"/>
+          <w:szCs w:val="22"/>
+          <w:lang w:val="de-CH" w:eastAsia="de-DE"/>
+        </w:rPr>
+        <w:t xml:space="preserve"> und Hosting unter eigener Domain.</w:t>
+      </w:r>
+      <w:r>
+        <w:rPr>
+          <w:rFonts w:ascii="Segoe UI" w:hAnsi="Segoe UI" w:cs="Segoe UI"/>
+          <w:sz w:val="22"/>
+          <w:szCs w:val="22"/>
+          <w:lang w:val="de-CH" w:eastAsia="de-DE"/>
+        </w:rPr>
         <w:t xml:space="preserve"> </w:t>
       </w:r>
+      <w:proofErr w:type="spellStart"/>
       <w:r>
         <w:rPr>
           <w:rFonts w:ascii="Segoe UI" w:hAnsi="Segoe UI" w:cs="Segoe UI"/>
@@ -1766,7 +2109,17 @@
           <w:szCs w:val="22"/>
           <w:lang w:val="de-CH" w:eastAsia="de-DE"/>
         </w:rPr>
-        <w:t>Deployment unter eigener Domain: www.rikroig.dev</w:t>
+        <w:t>Deployment</w:t>
+      </w:r>
+      <w:proofErr w:type="spellEnd"/>
+      <w:r>
+        <w:rPr>
+          <w:rFonts w:ascii="Segoe UI" w:hAnsi="Segoe UI" w:cs="Segoe UI"/>
+          <w:sz w:val="22"/>
+          <w:szCs w:val="22"/>
+          <w:lang w:val="de-CH" w:eastAsia="de-DE"/>
+        </w:rPr>
+        <w:t xml:space="preserve"> unter eigener Domain: www.rikroig.dev</w:t>
       </w:r>
     </w:p>
     <w:p>
@@ -1807,8 +2160,19 @@
           <w:szCs w:val="22"/>
           <w:lang w:val="de-CH"/>
         </w:rPr>
-        <w:t>Alle Projekte: github.com/EriskReyes</w:t>
-      </w:r>
+        <w:t>Alle Projekte: github.com/</w:t>
+      </w:r>
+      <w:proofErr w:type="spellStart"/>
+      <w:r>
+        <w:rPr>
+          <w:rFonts w:ascii="Segoe UI" w:hAnsi="Segoe UI" w:cs="Segoe UI"/>
+          <w:sz w:val="22"/>
+          <w:szCs w:val="22"/>
+          <w:lang w:val="de-CH"/>
+        </w:rPr>
+        <w:t>EriskReyes</w:t>
+      </w:r>
+      <w:proofErr w:type="spellEnd"/>
     </w:p>
     <w:p>
       <w:pPr>
@@ -1896,7 +2260,25 @@
           <w:sz w:val="22"/>
           <w:szCs w:val="22"/>
         </w:rPr>
-        <w:t>Java (Hauptfokus), TypeScript, JavaScript, SQL</w:t>
+        <w:t xml:space="preserve">Java (Hauptfokus), </w:t>
+      </w:r>
+      <w:proofErr w:type="spellStart"/>
+      <w:r>
+        <w:rPr>
+          <w:rFonts w:ascii="Segoe UI" w:hAnsi="Segoe UI" w:cs="Segoe UI"/>
+          <w:sz w:val="22"/>
+          <w:szCs w:val="22"/>
+        </w:rPr>
+        <w:t>TypeScript</w:t>
+      </w:r>
+      <w:proofErr w:type="spellEnd"/>
+      <w:r>
+        <w:rPr>
+          <w:rFonts w:ascii="Segoe UI" w:hAnsi="Segoe UI" w:cs="Segoe UI"/>
+          <w:sz w:val="22"/>
+          <w:szCs w:val="22"/>
+        </w:rPr>
+        <w:t>, JavaScript, SQL</w:t>
       </w:r>
     </w:p>
     <w:p>
@@ -1916,7 +2298,27 @@
           <w:szCs w:val="22"/>
           <w:lang w:val="en-US"/>
         </w:rPr>
-        <w:t>Frameworks &amp; Technologien:</w:t>
+        <w:t xml:space="preserve">Frameworks &amp; </w:t>
+      </w:r>
+      <w:proofErr w:type="spellStart"/>
+      <w:r>
+        <w:rPr>
+          <w:rFonts w:ascii="Segoe UI" w:hAnsi="Segoe UI" w:cs="Segoe UI"/>
+          <w:sz w:val="22"/>
+          <w:szCs w:val="22"/>
+          <w:lang w:val="en-US"/>
+        </w:rPr>
+        <w:t>Technologien</w:t>
+      </w:r>
+      <w:proofErr w:type="spellEnd"/>
+      <w:r>
+        <w:rPr>
+          <w:rFonts w:ascii="Segoe UI" w:hAnsi="Segoe UI" w:cs="Segoe UI"/>
+          <w:sz w:val="22"/>
+          <w:szCs w:val="22"/>
+          <w:lang w:val="en-US"/>
+        </w:rPr>
+        <w:t>:</w:t>
       </w:r>
       <w:r>
         <w:rPr>
@@ -2037,13 +2439,41 @@
         </w:rPr>
         <w:tab/>
       </w:r>
-      <w:r>
-        <w:rPr>
-          <w:rFonts w:ascii="Segoe UI" w:hAnsi="Segoe UI" w:cs="Segoe UI"/>
-          <w:sz w:val="22"/>
-          <w:szCs w:val="22"/>
-        </w:rPr>
-        <w:t xml:space="preserve">Git (Branch-Workflow), Docker, IntelliJ, </w:t>
+      <w:proofErr w:type="spellStart"/>
+      <w:r>
+        <w:rPr>
+          <w:rFonts w:ascii="Segoe UI" w:hAnsi="Segoe UI" w:cs="Segoe UI"/>
+          <w:sz w:val="22"/>
+          <w:szCs w:val="22"/>
+        </w:rPr>
+        <w:t>Git</w:t>
+      </w:r>
+      <w:proofErr w:type="spellEnd"/>
+      <w:r>
+        <w:rPr>
+          <w:rFonts w:ascii="Segoe UI" w:hAnsi="Segoe UI" w:cs="Segoe UI"/>
+          <w:sz w:val="22"/>
+          <w:szCs w:val="22"/>
+        </w:rPr>
+        <w:t xml:space="preserve"> (Branch-Workflow), Docker, </w:t>
+      </w:r>
+      <w:proofErr w:type="spellStart"/>
+      <w:r>
+        <w:rPr>
+          <w:rFonts w:ascii="Segoe UI" w:hAnsi="Segoe UI" w:cs="Segoe UI"/>
+          <w:sz w:val="22"/>
+          <w:szCs w:val="22"/>
+        </w:rPr>
+        <w:t>IntelliJ</w:t>
+      </w:r>
+      <w:proofErr w:type="spellEnd"/>
+      <w:r>
+        <w:rPr>
+          <w:rFonts w:ascii="Segoe UI" w:hAnsi="Segoe UI" w:cs="Segoe UI"/>
+          <w:sz w:val="22"/>
+          <w:szCs w:val="22"/>
+        </w:rPr>
+        <w:t xml:space="preserve">, </w:t>
       </w:r>
       <w:r>
         <w:rPr>
@@ -2059,8 +2489,18 @@
           <w:sz w:val="22"/>
           <w:szCs w:val="22"/>
         </w:rPr>
-        <w:t>, Scrum</w:t>
-      </w:r>
+        <w:t xml:space="preserve">, </w:t>
+      </w:r>
+      <w:proofErr w:type="spellStart"/>
+      <w:r>
+        <w:rPr>
+          <w:rFonts w:ascii="Segoe UI" w:hAnsi="Segoe UI" w:cs="Segoe UI"/>
+          <w:sz w:val="22"/>
+          <w:szCs w:val="22"/>
+        </w:rPr>
+        <w:t>Scrum</w:t>
+      </w:r>
+      <w:proofErr w:type="spellEnd"/>
     </w:p>
     <w:p>
       <w:pPr>
@@ -8045,21 +8485,6 @@
 </file>
 
 <file path=customXml/item1.xml><?xml version="1.0" encoding="utf-8"?>
-<?mso-contentType ?>
-<FormTemplates xmlns="http://schemas.microsoft.com/sharepoint/v3/contenttype/forms">
-  <Display>DocumentLibraryForm</Display>
-  <Edit>DocumentLibraryForm</Edit>
-  <New>DocumentLibraryForm</New>
-</FormTemplates>
-</file>
-
-<file path=customXml/item2.xml><?xml version="1.0" encoding="utf-8"?>
-<p:properties xmlns:p="http://schemas.microsoft.com/office/2006/metadata/properties" xmlns:xsi="http://www.w3.org/2001/XMLSchema-instance" xmlns:pc="http://schemas.microsoft.com/office/infopath/2007/PartnerControls">
-  <documentManagement/>
-</p:properties>
-</file>
-
-<file path=customXml/item3.xml><?xml version="1.0" encoding="utf-8"?>
 <ct:contentTypeSchema xmlns:ct="http://schemas.microsoft.com/office/2006/metadata/contentType" xmlns:ma="http://schemas.microsoft.com/office/2006/metadata/properties/metaAttributes" ct:_="" ma:_="" ma:contentTypeName="Dokument" ma:contentTypeID="0x010100671E36F1F5867446BEB55804A465AB66" ma:contentTypeVersion="0" ma:contentTypeDescription="Ein neues Dokument erstellen." ma:contentTypeScope="" ma:versionID="25e6be0585b34e747ec9395c70105f97">
   <xsd:schema xmlns:xsd="http://www.w3.org/2001/XMLSchema" xmlns:xs="http://www.w3.org/2001/XMLSchema" xmlns:p="http://schemas.microsoft.com/office/2006/metadata/properties" targetNamespace="http://schemas.microsoft.com/office/2006/metadata/properties" ma:root="true" ma:fieldsID="66c4a6dd5ef775a5269b08f7de37f93f">
     <xsd:element name="properties">
@@ -8173,28 +8598,26 @@
 </ct:contentTypeSchema>
 </file>
 
+<file path=customXml/item2.xml><?xml version="1.0" encoding="utf-8"?>
+<p:properties xmlns:p="http://schemas.microsoft.com/office/2006/metadata/properties" xmlns:xsi="http://www.w3.org/2001/XMLSchema-instance" xmlns:pc="http://schemas.microsoft.com/office/infopath/2007/PartnerControls">
+  <documentManagement/>
+</p:properties>
+</file>
+
+<file path=customXml/item3.xml><?xml version="1.0" encoding="utf-8"?>
+<?mso-contentType ?>
+<FormTemplates xmlns="http://schemas.microsoft.com/sharepoint/v3/contenttype/forms">
+  <Display>DocumentLibraryForm</Display>
+  <Edit>DocumentLibraryForm</Edit>
+  <New>DocumentLibraryForm</New>
+</FormTemplates>
+</file>
+
 <file path=customXml/item4.xml><?xml version="1.0" encoding="utf-8"?>
 <b:Sources xmlns:b="http://schemas.openxmlformats.org/officeDocument/2006/bibliography" xmlns="http://schemas.openxmlformats.org/officeDocument/2006/bibliography" SelectedStyle="\APA.XSL" StyleName="APA"/>
 </file>
 
 <file path=customXml/itemProps1.xml><?xml version="1.0" encoding="utf-8"?>
-<ds:datastoreItem xmlns:ds="http://schemas.openxmlformats.org/officeDocument/2006/customXml" ds:itemID="{95DEC04C-0DC8-4078-9B67-006D18A15CCE}">
-  <ds:schemaRefs>
-    <ds:schemaRef ds:uri="http://schemas.microsoft.com/sharepoint/v3/contenttype/forms"/>
-  </ds:schemaRefs>
-</ds:datastoreItem>
-</file>
-
-<file path=customXml/itemProps2.xml><?xml version="1.0" encoding="utf-8"?>
-<ds:datastoreItem xmlns:ds="http://schemas.openxmlformats.org/officeDocument/2006/customXml" ds:itemID="{02E656B3-C457-4279-BA45-9905A0315156}">
-  <ds:schemaRefs>
-    <ds:schemaRef ds:uri="http://schemas.microsoft.com/office/2006/metadata/properties"/>
-    <ds:schemaRef ds:uri="http://schemas.microsoft.com/office/infopath/2007/PartnerControls"/>
-  </ds:schemaRefs>
-</ds:datastoreItem>
-</file>
-
-<file path=customXml/itemProps3.xml><?xml version="1.0" encoding="utf-8"?>
 <ds:datastoreItem xmlns:ds="http://schemas.openxmlformats.org/officeDocument/2006/customXml" ds:itemID="{3A47DA78-A203-4972-AFE5-108195502D45}">
   <ds:schemaRefs>
     <ds:schemaRef ds:uri="http://schemas.microsoft.com/office/2006/metadata/contentType"/>
@@ -8210,6 +8633,23 @@
 </ds:datastoreItem>
 </file>
 
+<file path=customXml/itemProps2.xml><?xml version="1.0" encoding="utf-8"?>
+<ds:datastoreItem xmlns:ds="http://schemas.openxmlformats.org/officeDocument/2006/customXml" ds:itemID="{02E656B3-C457-4279-BA45-9905A0315156}">
+  <ds:schemaRefs>
+    <ds:schemaRef ds:uri="http://schemas.microsoft.com/office/2006/metadata/properties"/>
+    <ds:schemaRef ds:uri="http://schemas.microsoft.com/office/infopath/2007/PartnerControls"/>
+  </ds:schemaRefs>
+</ds:datastoreItem>
+</file>
+
+<file path=customXml/itemProps3.xml><?xml version="1.0" encoding="utf-8"?>
+<ds:datastoreItem xmlns:ds="http://schemas.openxmlformats.org/officeDocument/2006/customXml" ds:itemID="{95DEC04C-0DC8-4078-9B67-006D18A15CCE}">
+  <ds:schemaRefs>
+    <ds:schemaRef ds:uri="http://schemas.microsoft.com/sharepoint/v3/contenttype/forms"/>
+  </ds:schemaRefs>
+</ds:datastoreItem>
+</file>
+
 <file path=customXml/itemProps4.xml><?xml version="1.0" encoding="utf-8"?>
 <ds:datastoreItem xmlns:ds="http://schemas.openxmlformats.org/officeDocument/2006/customXml" ds:itemID="{076AF89A-6C8C-410F-80EC-48BBCEB5EF01}">
   <ds:schemaRefs>

--- a/docs/Erisk_Lebenslauf.docx
+++ b/docs/Erisk_Lebenslauf.docx
@@ -947,18 +947,17 @@
         <w:ind w:left="2552"/>
         <w:rPr>
           <w:rFonts w:ascii="Segoe UI" w:hAnsi="Segoe UI" w:cs="Segoe UI"/>
+          <w:sz w:val="22"/>
+          <w:szCs w:val="22"/>
+        </w:rPr>
+      </w:pPr>
+      <w:r>
+        <w:rPr>
+          <w:rFonts w:ascii="Segoe UI" w:hAnsi="Segoe UI" w:cs="Segoe UI"/>
           <w:b/>
           <w:sz w:val="22"/>
           <w:szCs w:val="22"/>
         </w:rPr>
-      </w:pPr>
-      <w:r>
-        <w:rPr>
-          <w:rFonts w:ascii="Segoe UI" w:hAnsi="Segoe UI" w:cs="Segoe UI"/>
-          <w:b/>
-          <w:sz w:val="22"/>
-          <w:szCs w:val="22"/>
-        </w:rPr>
         <w:tab/>
       </w:r>
       <w:r>
@@ -967,7 +966,7 @@
           <w:sz w:val="22"/>
           <w:szCs w:val="22"/>
         </w:rPr>
-        <w:t>Vulkanstrasse 106, Zürich</w:t>
+        <w:t>Benedict Schule Zürich</w:t>
       </w:r>
     </w:p>
     <w:p>
@@ -2934,8 +2933,18 @@
         <w:sz w:val="22"/>
         <w:szCs w:val="22"/>
       </w:rPr>
-      <w:t>, PLZ Ort</w:t>
+      <w:t xml:space="preserve">, </w:t>
     </w:r>
+    <w:proofErr w:type="gramStart"/>
+    <w:r>
+      <w:rPr>
+        <w:rFonts w:cs="Arial"/>
+        <w:sz w:val="22"/>
+        <w:szCs w:val="22"/>
+      </w:rPr>
+      <w:t>PLZ Ort</w:t>
+    </w:r>
+    <w:proofErr w:type="gramEnd"/>
   </w:p>
   <w:p>
     <w:pPr>
@@ -8013,7 +8022,6 @@
   <w:style w:type="character" w:default="1" w:styleId="Absatz-Standardschriftart">
     <w:name w:val="Default Paragraph Font"/>
     <w:uiPriority w:val="1"/>
-    <w:semiHidden/>
     <w:unhideWhenUsed/>
   </w:style>
   <w:style w:type="table" w:default="1" w:styleId="NormaleTabelle">
@@ -8485,6 +8493,21 @@
 </file>
 
 <file path=customXml/item1.xml><?xml version="1.0" encoding="utf-8"?>
+<?mso-contentType ?>
+<FormTemplates xmlns="http://schemas.microsoft.com/sharepoint/v3/contenttype/forms">
+  <Display>DocumentLibraryForm</Display>
+  <Edit>DocumentLibraryForm</Edit>
+  <New>DocumentLibraryForm</New>
+</FormTemplates>
+</file>
+
+<file path=customXml/item2.xml><?xml version="1.0" encoding="utf-8"?>
+<p:properties xmlns:p="http://schemas.microsoft.com/office/2006/metadata/properties" xmlns:xsi="http://www.w3.org/2001/XMLSchema-instance" xmlns:pc="http://schemas.microsoft.com/office/infopath/2007/PartnerControls">
+  <documentManagement/>
+</p:properties>
+</file>
+
+<file path=customXml/item3.xml><?xml version="1.0" encoding="utf-8"?>
 <ct:contentTypeSchema xmlns:ct="http://schemas.microsoft.com/office/2006/metadata/contentType" xmlns:ma="http://schemas.microsoft.com/office/2006/metadata/properties/metaAttributes" ct:_="" ma:_="" ma:contentTypeName="Dokument" ma:contentTypeID="0x010100671E36F1F5867446BEB55804A465AB66" ma:contentTypeVersion="0" ma:contentTypeDescription="Ein neues Dokument erstellen." ma:contentTypeScope="" ma:versionID="25e6be0585b34e747ec9395c70105f97">
   <xsd:schema xmlns:xsd="http://www.w3.org/2001/XMLSchema" xmlns:xs="http://www.w3.org/2001/XMLSchema" xmlns:p="http://schemas.microsoft.com/office/2006/metadata/properties" targetNamespace="http://schemas.microsoft.com/office/2006/metadata/properties" ma:root="true" ma:fieldsID="66c4a6dd5ef775a5269b08f7de37f93f">
     <xsd:element name="properties">
@@ -8598,26 +8621,28 @@
 </ct:contentTypeSchema>
 </file>
 
-<file path=customXml/item2.xml><?xml version="1.0" encoding="utf-8"?>
-<p:properties xmlns:p="http://schemas.microsoft.com/office/2006/metadata/properties" xmlns:xsi="http://www.w3.org/2001/XMLSchema-instance" xmlns:pc="http://schemas.microsoft.com/office/infopath/2007/PartnerControls">
-  <documentManagement/>
-</p:properties>
-</file>
-
-<file path=customXml/item3.xml><?xml version="1.0" encoding="utf-8"?>
-<?mso-contentType ?>
-<FormTemplates xmlns="http://schemas.microsoft.com/sharepoint/v3/contenttype/forms">
-  <Display>DocumentLibraryForm</Display>
-  <Edit>DocumentLibraryForm</Edit>
-  <New>DocumentLibraryForm</New>
-</FormTemplates>
-</file>
-
 <file path=customXml/item4.xml><?xml version="1.0" encoding="utf-8"?>
 <b:Sources xmlns:b="http://schemas.openxmlformats.org/officeDocument/2006/bibliography" xmlns="http://schemas.openxmlformats.org/officeDocument/2006/bibliography" SelectedStyle="\APA.XSL" StyleName="APA"/>
 </file>
 
 <file path=customXml/itemProps1.xml><?xml version="1.0" encoding="utf-8"?>
+<ds:datastoreItem xmlns:ds="http://schemas.openxmlformats.org/officeDocument/2006/customXml" ds:itemID="{95DEC04C-0DC8-4078-9B67-006D18A15CCE}">
+  <ds:schemaRefs>
+    <ds:schemaRef ds:uri="http://schemas.microsoft.com/sharepoint/v3/contenttype/forms"/>
+  </ds:schemaRefs>
+</ds:datastoreItem>
+</file>
+
+<file path=customXml/itemProps2.xml><?xml version="1.0" encoding="utf-8"?>
+<ds:datastoreItem xmlns:ds="http://schemas.openxmlformats.org/officeDocument/2006/customXml" ds:itemID="{02E656B3-C457-4279-BA45-9905A0315156}">
+  <ds:schemaRefs>
+    <ds:schemaRef ds:uri="http://schemas.microsoft.com/office/2006/metadata/properties"/>
+    <ds:schemaRef ds:uri="http://schemas.microsoft.com/office/infopath/2007/PartnerControls"/>
+  </ds:schemaRefs>
+</ds:datastoreItem>
+</file>
+
+<file path=customXml/itemProps3.xml><?xml version="1.0" encoding="utf-8"?>
 <ds:datastoreItem xmlns:ds="http://schemas.openxmlformats.org/officeDocument/2006/customXml" ds:itemID="{3A47DA78-A203-4972-AFE5-108195502D45}">
   <ds:schemaRefs>
     <ds:schemaRef ds:uri="http://schemas.microsoft.com/office/2006/metadata/contentType"/>
@@ -8633,23 +8658,6 @@
 </ds:datastoreItem>
 </file>
 
-<file path=customXml/itemProps2.xml><?xml version="1.0" encoding="utf-8"?>
-<ds:datastoreItem xmlns:ds="http://schemas.openxmlformats.org/officeDocument/2006/customXml" ds:itemID="{02E656B3-C457-4279-BA45-9905A0315156}">
-  <ds:schemaRefs>
-    <ds:schemaRef ds:uri="http://schemas.microsoft.com/office/2006/metadata/properties"/>
-    <ds:schemaRef ds:uri="http://schemas.microsoft.com/office/infopath/2007/PartnerControls"/>
-  </ds:schemaRefs>
-</ds:datastoreItem>
-</file>
-
-<file path=customXml/itemProps3.xml><?xml version="1.0" encoding="utf-8"?>
-<ds:datastoreItem xmlns:ds="http://schemas.openxmlformats.org/officeDocument/2006/customXml" ds:itemID="{95DEC04C-0DC8-4078-9B67-006D18A15CCE}">
-  <ds:schemaRefs>
-    <ds:schemaRef ds:uri="http://schemas.microsoft.com/sharepoint/v3/contenttype/forms"/>
-  </ds:schemaRefs>
-</ds:datastoreItem>
-</file>
-
 <file path=customXml/itemProps4.xml><?xml version="1.0" encoding="utf-8"?>
 <ds:datastoreItem xmlns:ds="http://schemas.openxmlformats.org/officeDocument/2006/customXml" ds:itemID="{076AF89A-6C8C-410F-80EC-48BBCEB5EF01}">
   <ds:schemaRefs>
